--- a/KHBD_Tin_học/Lớp_3/Tuần_35/KHBD_Tin_hoc_Lớp_3_Tiet35_Tong_ket_nam_hoc.docx
+++ b/KHBD_Tin_học/Lớp_3/Tuần_35/KHBD_Tin_hoc_Lớp_3_Tiet35_Tong_ket_nam_hoc.docx
@@ -408,18 +408,29 @@
     </w:p>
     <w:p>
       <w:pPr>
-        <w:spacing w:line="319" w:lineRule="auto" w:after="60" w:before="0"/>
-        <w:ind w:firstLine="0" w:left="850"/>
+        <w:spacing w:line="276" w:lineRule="auto" w:after="0" w:before="0"/>
+        <w:ind w:left="850" w:firstLine="0"/>
         <w:jc w:val="both"/>
       </w:pPr>
       <w:r>
         <w:rPr>
-          <w:rFonts w:ascii="Times New Roman" w:hAnsi="Times New Roman" w:eastAsia="Times New Roman"/>
-          <w:b w:val="0"/>
-          <w:i w:val="0"/>
+          <w:rFonts w:ascii="Times New Roman" w:hAnsi="Times New Roman" w:cs="Times New Roman"/>
           <w:sz w:val="26"/>
         </w:rPr>
-        <w:t>- Miền V. Giải quyết vấn đề (thành tố 5.3. Sử dụng sáng tạo công nghệ số – Bậc 1): Sử dụng công cụ số để giải quyết vấn đề đơn giản trong bài học. (Đạt được thông qua Hoạt động 2, Hoạt động 3)</w:t>
+        <w:t>- 5.3.CB1a: Xác định được các công cụ và công nghệ số đơn giản có thể được sử dụng để tạo ra kiến thức và đổi mới quy trình như sản phẩm. (Sử dụng sáng tạo các công cụ và sản phẩm số đã học trong năm). (Đạt được thông qua Hoạt động 2, Hoạt động 3)</w:t>
+      </w:r>
+    </w:p>
+    <w:p>
+      <w:pPr>
+        <w:spacing w:after="0" w:line="276" w:lineRule="auto"/>
+        <w:ind w:left="850" w:firstLine="0"/>
+      </w:pPr>
+      <w:r>
+        <w:rPr>
+          <w:rFonts w:ascii="Times New Roman" w:hAnsi="Times New Roman" w:cs="Times New Roman"/>
+          <w:sz w:val="26"/>
+        </w:rPr>
+        <w:t>- 5.4.CB1a: Nhận ra được NLS của tôi cần được cải thiện hoặc cập nhật ở đâu. (Xác định các kỹ năng số đã hoàn thành và hướng cải thiện tiếp theo). (Đạt được thông qua Hoạt động 4)</w:t>
       </w:r>
     </w:p>
     <w:p>
